--- a/examples/劝学/劝学_教学设计.docx
+++ b/examples/劝学/劝学_教学设计.docx
@@ -673,57 +673,46 @@
               <w:rPr>
                 <w:sz w:val="22"/>
               </w:rPr>
-              <w:t xml:space="preserve">主要落 </w:t>
+              <w:t xml:space="preserve">三条各落一个维度： </w:t>
             </w:r>
             <w:r>
               <w:rPr>
                 <w:b/>
                 <w:sz w:val="22"/>
               </w:rPr>
+              <w:t>语言建构与运用</w:t>
+            </w:r>
+            <w:r>
+              <w:rPr>
+                <w:sz w:val="22"/>
+              </w:rPr>
+              <w:t xml:space="preserve"> 、 </w:t>
+            </w:r>
+            <w:r>
+              <w:rPr>
+                <w:b/>
+                <w:sz w:val="22"/>
+              </w:rPr>
+              <w:t>审美鉴赏与创造</w:t>
+            </w:r>
+            <w:r>
+              <w:rPr>
+                <w:sz w:val="22"/>
+              </w:rPr>
+              <w:t xml:space="preserve"> 、 </w:t>
+            </w:r>
+            <w:r>
+              <w:rPr>
+                <w:b/>
+                <w:sz w:val="22"/>
+              </w:rPr>
               <w:t>思维发展与提升</w:t>
             </w:r>
             <w:r>
               <w:rPr>
                 <w:sz w:val="22"/>
               </w:rPr>
-              <w:t xml:space="preserve"> 与 </w:t>
-            </w:r>
-            <w:r>
-              <w:rPr>
-                <w:b/>
-                <w:sz w:val="22"/>
-              </w:rPr>
-              <w:t>语言建构与运用</w:t>
-            </w:r>
-            <w:r>
-              <w:rPr>
-                <w:sz w:val="22"/>
-              </w:rPr>
-              <w:t xml:space="preserve"> </w:t>
-            </w:r>
-            <w:r>
-              <w:rPr>
-                <w:sz w:val="22"/>
-              </w:rPr>
-              <w:t>两方面</w:t>
-            </w:r>
-            <w:r>
-              <w:rPr>
-                <w:sz w:val="22"/>
-              </w:rPr>
-              <w:t xml:space="preserve"> </w:t>
-            </w:r>
-            <w:r>
-              <w:rPr>
-                <w:sz w:val="22"/>
-              </w:rPr>
-              <w:t>——</w:t>
-            </w:r>
-            <w:r>
-              <w:rPr>
-                <w:sz w:val="22"/>
-              </w:rPr>
-              <w:t xml:space="preserve"> </w:t>
+              <w:t xml:space="preserve"> —— </w:t>
             </w:r>
             <w:r>
               <w:rPr>
@@ -1739,7 +1728,22 @@
           <w:rFonts w:ascii="微软雅黑" w:eastAsia="微软雅黑" w:hAnsi="微软雅黑" w:cs="微软雅黑" w:hint="eastAsia"/>
           <w:lang w:eastAsia="zh-CN"/>
         </w:rPr>
-        <w:t>按核心素养四方面的名称分列，只落主要的两方面。每条用可观测行为动词。</w:t>
+        <w:t>按核心素养四方面的名称分列，</w:t>
+      </w:r>
+      <w:r>
+        <w:rPr>
+          <w:rFonts w:ascii="微软雅黑" w:eastAsia="微软雅黑" w:hAnsi="微软雅黑" w:cs="微软雅黑" w:hint="eastAsia"/>
+          <w:b/>
+          <w:lang w:eastAsia="zh-CN"/>
+        </w:rPr>
+        <w:t>三条各落一个不同的素养维度，不重复</w:t>
+      </w:r>
+      <w:r>
+        <w:rPr>
+          <w:rFonts w:ascii="微软雅黑" w:eastAsia="微软雅黑" w:hAnsi="微软雅黑" w:cs="微软雅黑" w:hint="eastAsia"/>
+          <w:lang w:eastAsia="zh-CN"/>
+        </w:rPr>
+        <w:t>。每条用可观测行为动词。</w:t>
       </w:r>
     </w:p>
     <w:p>
@@ -1854,7 +1858,7 @@
           <w:b/>
           <w:lang w:eastAsia="zh-CN"/>
         </w:rPr>
-        <w:t>思维发展与提升</w:t>
+        <w:t>审美鉴赏与创造</w:t>
       </w:r>
       <w:r>
         <w:rPr>

--- a/examples/劝学/劝学_教学设计.docx
+++ b/examples/劝学/劝学_教学设计.docx
@@ -137,7 +137,7 @@
           <w:sz w:val="28"/>
           <w:lang w:eastAsia="zh-CN"/>
         </w:rPr>
-        <w:t>第零节　课情卡（LessonContext）</w:t>
+        <w:t>第零节　课情卡</w:t>
       </w:r>
       <w:r/>
     </w:p>
@@ -383,7 +383,7 @@
               <w:spacing w:line="240" w:lineRule="auto" w:before="60" w:after="60"/>
             </w:pPr>
             <w:r>
-              <w:t>confirmed</w:t>
+              <w:t>已确认</w:t>
             </w:r>
           </w:p>
         </w:tc>
@@ -489,7 +489,7 @@
               <w:spacing w:line="240" w:lineRule="auto" w:before="60" w:after="60"/>
             </w:pPr>
             <w:r>
-              <w:t>confirmed</w:t>
+              <w:t>已确认</w:t>
             </w:r>
           </w:p>
         </w:tc>
@@ -595,7 +595,7 @@
               <w:spacing w:line="240" w:lineRule="auto" w:before="60" w:after="60"/>
             </w:pPr>
             <w:r>
-              <w:t>inferred</w:t>
+              <w:t>推断</w:t>
             </w:r>
           </w:p>
         </w:tc>
@@ -701,7 +701,7 @@
               <w:spacing w:line="240" w:lineRule="auto" w:before="60" w:after="60"/>
             </w:pPr>
             <w:r>
-              <w:t>inferred</w:t>
+              <w:t>推断</w:t>
             </w:r>
           </w:p>
         </w:tc>
@@ -819,7 +819,7 @@
               <w:spacing w:line="240" w:lineRule="auto" w:before="60" w:after="60"/>
             </w:pPr>
             <w:r>
-              <w:t>inferred</w:t>
+              <w:t>推断</w:t>
             </w:r>
           </w:p>
         </w:tc>
@@ -925,7 +925,7 @@
               <w:spacing w:line="240" w:lineRule="auto" w:before="60" w:after="60"/>
             </w:pPr>
             <w:r>
-              <w:t>confirmed</w:t>
+              <w:t>已确认</w:t>
             </w:r>
           </w:p>
         </w:tc>
@@ -1031,7 +1031,7 @@
               <w:spacing w:line="240" w:lineRule="auto" w:before="60" w:after="60"/>
             </w:pPr>
             <w:r>
-              <w:t>needs_verification</w:t>
+              <w:t>待核验</w:t>
             </w:r>
           </w:p>
         </w:tc>
@@ -1203,7 +1203,7 @@
               <w:spacing w:line="240" w:lineRule="auto" w:before="60" w:after="60"/>
             </w:pPr>
             <w:r>
-              <w:t>confirmed</w:t>
+              <w:t>已确认</w:t>
             </w:r>
           </w:p>
         </w:tc>
@@ -1315,7 +1315,7 @@
               <w:spacing w:line="240" w:lineRule="auto" w:before="60" w:after="60"/>
             </w:pPr>
             <w:r>
-              <w:t>confirmed</w:t>
+              <w:t>已确认</w:t>
             </w:r>
           </w:p>
         </w:tc>
@@ -1421,7 +1421,7 @@
               <w:spacing w:line="240" w:lineRule="auto" w:before="60" w:after="60"/>
             </w:pPr>
             <w:r>
-              <w:t>confirmed</w:t>
+              <w:t>已确认</w:t>
             </w:r>
           </w:p>
         </w:tc>
@@ -1527,7 +1527,7 @@
               <w:spacing w:line="240" w:lineRule="auto" w:before="60" w:after="60"/>
             </w:pPr>
             <w:r>
-              <w:t>missing</w:t>
+              <w:t>未提供</w:t>
             </w:r>
           </w:p>
         </w:tc>
@@ -1645,7 +1645,7 @@
               <w:spacing w:line="240" w:lineRule="auto" w:before="60" w:after="60"/>
             </w:pPr>
             <w:r>
-              <w:t>inferred</w:t>
+              <w:t>推断</w:t>
             </w:r>
           </w:p>
         </w:tc>
@@ -1751,7 +1751,7 @@
               <w:spacing w:line="240" w:lineRule="auto" w:before="60" w:after="60"/>
             </w:pPr>
             <w:r>
-              <w:t>inferred</w:t>
+              <w:t>推断</w:t>
             </w:r>
           </w:p>
         </w:tc>
@@ -1881,7 +1881,7 @@
               <w:spacing w:line="240" w:lineRule="auto" w:before="60" w:after="60"/>
             </w:pPr>
             <w:r>
-              <w:t>inferred</w:t>
+              <w:t>推断</w:t>
             </w:r>
           </w:p>
         </w:tc>
@@ -1999,7 +1999,7 @@
               <w:spacing w:line="240" w:lineRule="auto" w:before="60" w:after="60"/>
             </w:pPr>
             <w:r>
-              <w:t>confirmed</w:t>
+              <w:t>已确认</w:t>
             </w:r>
           </w:p>
         </w:tc>
@@ -2117,7 +2117,7 @@
               <w:spacing w:line="240" w:lineRule="auto" w:before="60" w:after="60"/>
             </w:pPr>
             <w:r>
-              <w:t>confirmed</w:t>
+              <w:t>已确认</w:t>
             </w:r>
           </w:p>
         </w:tc>
@@ -2247,7 +2247,7 @@
               <w:spacing w:line="240" w:lineRule="auto" w:before="60" w:after="60"/>
             </w:pPr>
             <w:r>
-              <w:t>missing</w:t>
+              <w:t>未提供</w:t>
             </w:r>
           </w:p>
         </w:tc>
@@ -2353,7 +2353,7 @@
               <w:spacing w:line="240" w:lineRule="auto" w:before="60" w:after="60"/>
             </w:pPr>
             <w:r>
-              <w:t>inferred</w:t>
+              <w:t>推断</w:t>
             </w:r>
           </w:p>
         </w:tc>
@@ -2459,7 +2459,7 @@
               <w:spacing w:line="240" w:lineRule="auto" w:before="60" w:after="60"/>
             </w:pPr>
             <w:r>
-              <w:t>inferred</w:t>
+              <w:t>推断</w:t>
             </w:r>
           </w:p>
         </w:tc>
@@ -2577,7 +2577,7 @@
               <w:spacing w:line="240" w:lineRule="auto" w:before="60" w:after="60"/>
             </w:pPr>
             <w:r>
-              <w:t>missing</w:t>
+              <w:t>未提供</w:t>
             </w:r>
           </w:p>
         </w:tc>
@@ -2695,7 +2695,7 @@
               <w:spacing w:line="240" w:lineRule="auto" w:before="60" w:after="60"/>
             </w:pPr>
             <w:r>
-              <w:t>inferred</w:t>
+              <w:t>推断</w:t>
             </w:r>
           </w:p>
         </w:tc>
@@ -2991,7 +2991,7 @@
               <w:t xml:space="preserve"> </w:t>
             </w:r>
             <w:r>
-              <w:t xml:space="preserve"> needs_verification </w:t>
+              <w:t xml:space="preserve"> 待核验 </w:t>
             </w:r>
             <w:r>
               <w:t xml:space="preserve"> </w:t>
@@ -5825,7 +5825,7 @@
               <w:spacing w:line="240" w:lineRule="auto" w:before="60" w:after="60"/>
             </w:pPr>
             <w:r>
-              <w:t>5 min</w:t>
+              <w:t>5 分钟</w:t>
             </w:r>
           </w:p>
         </w:tc>
@@ -5957,7 +5957,7 @@
               <w:spacing w:line="240" w:lineRule="auto" w:before="60" w:after="60"/>
             </w:pPr>
             <w:r>
-              <w:t>15 min</w:t>
+              <w:t>15 分钟</w:t>
             </w:r>
           </w:p>
         </w:tc>
@@ -6101,7 +6101,7 @@
               <w:spacing w:line="240" w:lineRule="auto" w:before="60" w:after="60"/>
             </w:pPr>
             <w:r>
-              <w:t>25 min</w:t>
+              <w:t>25 分钟</w:t>
             </w:r>
           </w:p>
         </w:tc>
@@ -7869,7 +7869,7 @@
               <w:spacing w:line="240" w:lineRule="auto" w:before="60" w:after="60"/>
             </w:pPr>
             <w:r>
-              <w:t>20 min</w:t>
+              <w:t>20 分钟</w:t>
             </w:r>
           </w:p>
         </w:tc>
@@ -8025,7 +8025,7 @@
               <w:spacing w:line="240" w:lineRule="auto" w:before="60" w:after="60"/>
             </w:pPr>
             <w:r>
-              <w:t>20 min</w:t>
+              <w:t>20 分钟</w:t>
             </w:r>
           </w:p>
         </w:tc>
@@ -8157,7 +8157,7 @@
               <w:spacing w:line="240" w:lineRule="auto" w:before="60" w:after="60"/>
             </w:pPr>
             <w:r>
-              <w:t>5 min</w:t>
+              <w:t>5 分钟</w:t>
             </w:r>
           </w:p>
         </w:tc>
@@ -9901,7 +9901,7 @@
               <w:spacing w:line="240" w:lineRule="auto" w:before="60" w:after="60"/>
             </w:pPr>
             <w:r>
-              <w:t>20 min</w:t>
+              <w:t>20 分钟</w:t>
             </w:r>
           </w:p>
         </w:tc>
@@ -10093,7 +10093,7 @@
               <w:spacing w:line="240" w:lineRule="auto" w:before="60" w:after="60"/>
             </w:pPr>
             <w:r>
-              <w:t>15 min</w:t>
+              <w:t>15 分钟</w:t>
             </w:r>
           </w:p>
         </w:tc>
@@ -10261,7 +10261,7 @@
               <w:spacing w:line="240" w:lineRule="auto" w:before="60" w:after="60"/>
             </w:pPr>
             <w:r>
-              <w:t>10 min</w:t>
+              <w:t>10 分钟</w:t>
             </w:r>
           </w:p>
         </w:tc>
@@ -12228,7 +12228,7 @@
           <w:rFonts w:ascii="宋体" w:hAnsi="宋体" w:eastAsia="宋体" w:cs="宋体" w:hint="eastAsia"/>
           <w:lang w:eastAsia="zh-CN"/>
         </w:rPr>
-        <w:t>抽样汇报的必要性（班级人数为 missing 的后果）</w:t>
+        <w:t>抽样汇报的必要性（班级人数为 未提供 的后果）</w:t>
       </w:r>
       <w:r>
         <w:rPr>
@@ -14068,55 +14068,7 @@
           <w:sz w:val="21"/>
           <w:lang w:eastAsia="zh-CN"/>
         </w:rPr>
-        <w:t>母本</w:t>
-      </w:r>
-      <w:r>
-        <w:rPr>
-          <w:color w:val="4B463F"/>
-          <w:sz w:val="21"/>
-        </w:rPr>
-        <w:t xml:space="preserve"> md </w:t>
-      </w:r>
-      <w:r>
-        <w:rPr>
-          <w:rFonts w:ascii="宋体" w:eastAsia="宋体" w:hAnsi="宋体" w:cs="宋体" w:hint="eastAsia"/>
-          <w:color w:val="4B463F"/>
-          <w:sz w:val="21"/>
-          <w:lang w:eastAsia="zh-CN"/>
-        </w:rPr>
-        <w:t>里板书以框图形式保存；转入</w:t>
-      </w:r>
-      <w:r>
-        <w:rPr>
-          <w:color w:val="4B463F"/>
-          <w:sz w:val="21"/>
-        </w:rPr>
-        <w:t xml:space="preserve"> Word </w:t>
-      </w:r>
-      <w:r>
-        <w:rPr>
-          <w:rFonts w:ascii="宋体" w:eastAsia="宋体" w:hAnsi="宋体" w:cs="宋体" w:hint="eastAsia"/>
-          <w:color w:val="4B463F"/>
-          <w:sz w:val="21"/>
-          <w:lang w:eastAsia="zh-CN"/>
-        </w:rPr>
-        <w:t>时按红线</w:t>
-      </w:r>
-      <w:r>
-        <w:rPr>
-          <w:color w:val="4B463F"/>
-          <w:sz w:val="21"/>
-        </w:rPr>
-        <w:t xml:space="preserve"> 16 </w:t>
-      </w:r>
-      <w:r>
-        <w:rPr>
-          <w:rFonts w:ascii="宋体" w:eastAsia="宋体" w:hAnsi="宋体" w:cs="宋体" w:hint="eastAsia"/>
-          <w:color w:val="4B463F"/>
-          <w:sz w:val="21"/>
-          <w:lang w:eastAsia="zh-CN"/>
-        </w:rPr>
-        <w:t>重画为层级表格。</w:t>
+        <w:t>母本（会话内呈现稿）里板书以框图形式保存，转入本稿时已重画为层级表格。</w:t>
       </w:r>
       <w:r/>
     </w:p>
@@ -15276,7 +15228,7 @@
           <w:color w:val="4B463F"/>
           <w:sz w:val="21"/>
         </w:rPr>
-        <w:t xml:space="preserve"> missing</w:t>
+        <w:t xml:space="preserve"> 未提供</w:t>
       </w:r>
       <w:r>
         <w:rPr>
@@ -18980,7 +18932,7 @@
               <w:spacing w:line="240" w:lineRule="auto" w:before="60" w:after="60"/>
             </w:pPr>
             <w:r>
-              <w:t>preferred_style</w:t>
+              <w:t>偏好风格</w:t>
             </w:r>
           </w:p>
         </w:tc>
@@ -19084,7 +19036,7 @@
               <w:spacing w:line="240" w:lineRule="auto" w:before="60" w:after="60"/>
             </w:pPr>
             <w:r>
-              <w:t>avoids</w:t>
+              <w:t>回避项</w:t>
             </w:r>
           </w:p>
         </w:tc>
@@ -19236,7 +19188,7 @@
               <w:spacing w:line="240" w:lineRule="auto" w:before="60" w:after="60"/>
             </w:pPr>
             <w:r>
-              <w:t>strengths / weaknesses</w:t>
+              <w:t>强项 / 弱项</w:t>
             </w:r>
           </w:p>
         </w:tc>
@@ -19262,7 +19214,7 @@
               <w:spacing w:line="240" w:lineRule="auto" w:before="60" w:after="60"/>
             </w:pPr>
             <w:r>
-              <w:t>missing</w:t>
+              <w:t>未提供</w:t>
             </w:r>
             <w:r>
               <w:t xml:space="preserve"> </w:t>
@@ -19410,7 +19362,7 @@
         <w:t>组、薄弱校同）。这不是学情问题，而是班级人数</w:t>
       </w:r>
       <w:r>
-        <w:t xml:space="preserve"> missing </w:t>
+        <w:t xml:space="preserve"> 未提供 </w:t>
       </w:r>
       <w:r>
         <w:rPr>
@@ -19420,7 +19372,7 @@
         <w:t>的直接后果：拿不到班额，就无法确定组数上限；拿不到组数，汇报时间就无从乘起。这是课情卡的</w:t>
       </w:r>
       <w:r>
-        <w:t xml:space="preserve"> missing </w:t>
+        <w:t xml:space="preserve"> 未提供 </w:t>
       </w:r>
       <w:r>
         <w:rPr>
@@ -20786,7 +20738,7 @@
               <w:t xml:space="preserve"> </w:t>
             </w:r>
             <w:r>
-              <w:t xml:space="preserve"> missing</w:t>
+              <w:t xml:space="preserve"> 未提供</w:t>
             </w:r>
             <w:r>
               <w:t xml:space="preserve"> </w:t>
@@ -21660,14 +21612,14 @@
           <w:sz w:val="21"/>
           <w:lang w:eastAsia="zh-CN"/>
         </w:rPr>
-        <w:t>版文字（已在</w:t>
+        <w:t>版文字</w:t>
       </w:r>
       <w:r>
         <w:rPr>
           <w:color w:val="4B463F"/>
           <w:sz w:val="21"/>
         </w:rPr>
-        <w:t xml:space="preserve"> gaozhong-yuwen-kebiao </w:t>
+        <w:t xml:space="preserve"/>
       </w:r>
       <w:r>
         <w:rPr>
@@ -21676,228 +21628,7 @@
           <w:sz w:val="21"/>
           <w:lang w:eastAsia="zh-CN"/>
         </w:rPr>
-        <w:t>文件头加版本护栏）。本稿引用任务群条目时未超出已核实范围。</w:t>
-      </w:r>
-      <w:r/>
-    </w:p>
-    <w:p>
-      <w:pPr>
-        <w:pStyle w:val="Heading3"/>
-      </w:pPr>
-      <w:r>
-        <w:rPr>
-          <w:rFonts w:ascii="宋体" w:hAnsi="宋体" w:eastAsia="宋体" w:cs="宋体" w:hint="eastAsia"/>
-          <w:sz w:val="24"/>
-          <w:lang w:eastAsia="zh-CN"/>
-        </w:rPr>
-        <w:t>与本技能规范版本的关系</w:t>
-      </w:r>
-      <w:r/>
-    </w:p>
-    <w:tbl>
-      <w:tblPr>
-        <w:tblW w:type="pct" w:w="5000"/>
-        <w:tblLook w:firstColumn="1" w:firstRow="1" w:lastColumn="0" w:lastRow="0" w:noHBand="0" w:noVBand="1" w:val="04A0"/>
-        <w:tblLayout w:type="autofit"/>
-      </w:tblPr>
-      <w:tblGrid>
-        <w:gridCol w:w="4320"/>
-        <w:gridCol w:w="4320"/>
-      </w:tblGrid>
-      <w:tr>
-        <w:tc>
-          <w:tcPr>
-            <w:tcW w:type="dxa" w:w="4320"/>
-            <w:vAlign w:val="center"/>
-            <w:tcBorders>
-              <w:top w:val="single" w:sz="6" w:space="0" w:color="B9B2A5"/>
-              <w:bottom w:val="single" w:sz="6" w:space="0" w:color="B9B2A5"/>
-              <w:left w:val="single" w:sz="6" w:space="0" w:color="B9B2A5"/>
-              <w:right w:val="single" w:sz="6" w:space="0" w:color="B9B2A5"/>
-            </w:tcBorders>
-            <w:shd w:val="clear" w:color="auto" w:fill="F2EFE6"/>
-            <w:tcMar>
-              <w:top w:w="60" w:type="dxa"/>
-              <w:bottom w:w="60" w:type="dxa"/>
-              <w:left w:w="100" w:type="dxa"/>
-              <w:right w:w="100" w:type="dxa"/>
-            </w:tcMar>
-          </w:tcPr>
-          <w:p>
-            <w:pPr>
-              <w:spacing w:line="240" w:lineRule="auto" w:before="60" w:after="60"/>
-            </w:pPr>
-            <w:r>
-              <w:rPr>
-                <w:rFonts w:ascii="黑体" w:hAnsi="黑体" w:eastAsia="黑体" w:hint="eastAsia"/>
-                <w:b/>
-              </w:rPr>
-              <w:t>本稿按哪版重出</w:t>
-            </w:r>
-          </w:p>
-        </w:tc>
-        <w:tc>
-          <w:tcPr>
-            <w:tcW w:type="dxa" w:w="4320"/>
-            <w:vAlign w:val="center"/>
-            <w:tcBorders>
-              <w:top w:val="single" w:sz="6" w:space="0" w:color="B9B2A5"/>
-              <w:bottom w:val="single" w:sz="6" w:space="0" w:color="B9B2A5"/>
-              <w:left w:val="single" w:sz="6" w:space="0" w:color="B9B2A5"/>
-              <w:right w:val="single" w:sz="6" w:space="0" w:color="B9B2A5"/>
-            </w:tcBorders>
-            <w:shd w:val="clear" w:color="auto" w:fill="F2EFE6"/>
-            <w:tcMar>
-              <w:top w:w="60" w:type="dxa"/>
-              <w:bottom w:w="60" w:type="dxa"/>
-              <w:left w:w="100" w:type="dxa"/>
-              <w:right w:w="100" w:type="dxa"/>
-            </w:tcMar>
-          </w:tcPr>
-          <w:p>
-            <w:pPr>
-              <w:spacing w:line="240" w:lineRule="auto" w:before="60" w:after="60"/>
-            </w:pPr>
-            <w:r>
-              <w:rPr>
-                <w:rFonts w:ascii="黑体" w:hAnsi="黑体" w:eastAsia="黑体" w:hint="eastAsia"/>
-                <w:b/>
-              </w:rPr>
-              <w:t>主要变化</w:t>
-            </w:r>
-          </w:p>
-        </w:tc>
-      </w:tr>
-      <w:tr>
-        <w:tc>
-          <w:tcPr>
-            <w:tcW w:type="dxa" w:w="4320"/>
-            <w:vAlign w:val="center"/>
-            <w:tcBorders>
-              <w:top w:val="single" w:sz="6" w:space="0" w:color="B9B2A5"/>
-              <w:bottom w:val="single" w:sz="6" w:space="0" w:color="B9B2A5"/>
-              <w:left w:val="single" w:sz="6" w:space="0" w:color="B9B2A5"/>
-              <w:right w:val="single" w:sz="6" w:space="0" w:color="B9B2A5"/>
-            </w:tcBorders>
-            <w:tcMar>
-              <w:top w:w="60" w:type="dxa"/>
-              <w:bottom w:w="60" w:type="dxa"/>
-              <w:left w:w="100" w:type="dxa"/>
-              <w:right w:w="100" w:type="dxa"/>
-            </w:tcMar>
-          </w:tcPr>
-          <w:p>
-            <w:pPr>
-              <w:spacing w:line="240" w:lineRule="auto" w:before="60" w:after="60"/>
-            </w:pPr>
-            <w:r>
-              <w:t>总控</w:t>
-            </w:r>
-            <w:r>
-              <w:t xml:space="preserve"> </w:t>
-            </w:r>
-            <w:r>
-              <w:t xml:space="preserve"> v1.11.0</w:t>
-            </w:r>
-          </w:p>
-        </w:tc>
-        <w:tc>
-          <w:tcPr>
-            <w:tcW w:type="dxa" w:w="4320"/>
-            <w:vAlign w:val="center"/>
-            <w:tcBorders>
-              <w:top w:val="single" w:sz="6" w:space="0" w:color="B9B2A5"/>
-              <w:bottom w:val="single" w:sz="6" w:space="0" w:color="B9B2A5"/>
-              <w:left w:val="single" w:sz="6" w:space="0" w:color="B9B2A5"/>
-              <w:right w:val="single" w:sz="6" w:space="0" w:color="B9B2A5"/>
-            </w:tcBorders>
-            <w:tcMar>
-              <w:top w:w="60" w:type="dxa"/>
-              <w:bottom w:w="60" w:type="dxa"/>
-              <w:left w:w="100" w:type="dxa"/>
-              <w:right w:w="100" w:type="dxa"/>
-            </w:tcMar>
-          </w:tcPr>
-          <w:p>
-            <w:pPr>
-              <w:spacing w:line="240" w:lineRule="auto" w:before="60" w:after="60"/>
-            </w:pPr>
-            <w:r>
-              <w:t>课情卡回显、六类时间项</w:t>
-            </w:r>
-            <w:r>
-              <w:t xml:space="preserve"> </w:t>
-            </w:r>
-            <w:r>
-              <w:t xml:space="preserve"> + </w:t>
-            </w:r>
-            <w:r>
-              <w:t xml:space="preserve"> </w:t>
-            </w:r>
-            <w:r>
-              <w:t>教师讲授的时间拆解、主问题方向备注、风险点三段式、教学方向</w:t>
-            </w:r>
-            <w:r>
-              <w:t xml:space="preserve"> </w:t>
-            </w:r>
-            <w:r>
-              <w:t xml:space="preserve"> × </w:t>
-            </w:r>
-            <w:r>
-              <w:t xml:space="preserve"> </w:t>
-            </w:r>
-            <w:r>
-              <w:t>学情矩阵、教师适配调整</w:t>
-            </w:r>
-          </w:p>
-        </w:tc>
-      </w:tr>
-    </w:tbl>
-    <w:p>
-      <w:r/>
-    </w:p>
-    <w:p>
-      <w:pPr/>
-      <w:r>
-        <w:rPr>
-          <w:rFonts w:ascii="宋体" w:eastAsia="宋体" w:hAnsi="宋体" w:cs="宋体" w:hint="eastAsia"/>
-          <w:color w:val="4B463F"/>
-          <w:sz w:val="21"/>
-          <w:lang w:eastAsia="zh-CN"/>
-        </w:rPr>
-        <w:t>使用本示例时请连同版本一起记（如「总控</w:t>
-      </w:r>
-      <w:r>
-        <w:rPr>
-          <w:color w:val="4B463F"/>
-          <w:sz w:val="21"/>
-        </w:rPr>
-        <w:t xml:space="preserve"> v1.11.0 + </w:t>
-      </w:r>
-      <w:r>
-        <w:rPr>
-          <w:rFonts w:ascii="宋体" w:eastAsia="宋体" w:hAnsi="宋体" w:cs="宋体" w:hint="eastAsia"/>
-          <w:color w:val="4B463F"/>
-          <w:sz w:val="21"/>
-          <w:lang w:eastAsia="zh-CN"/>
-        </w:rPr>
-        <w:t>劝学示例」）。</w:t>
-      </w:r>
-      <w:r>
-        <w:rPr>
-          <w:color w:val="4B463F"/>
-          <w:sz w:val="21"/>
-        </w:rPr>
-        <w:t xml:space="preserve">v1.10.0 </w:t>
-      </w:r>
-      <w:r>
-        <w:rPr>
-          <w:rFonts w:ascii="宋体" w:eastAsia="宋体" w:hAnsi="宋体" w:cs="宋体" w:hint="eastAsia"/>
-          <w:color w:val="4B463F"/>
-          <w:sz w:val="21"/>
-          <w:lang w:eastAsia="zh-CN"/>
-        </w:rPr>
-        <w:t>及更早版本的本技能没有课情卡与时间项拆解，那时的示例与本稿不可混用。</w:t>
+        <w:t>。本稿引用任务群条目时未超出已核实范围。</w:t>
       </w:r>
       <w:r/>
     </w:p>
